--- a/data/outputs/v2/Physics/SS3.1_Radioactivity_and_Stability_of_Isotopes/Physics_Radioactivity_and_Stability_of_Isotopes_SummaryTable.docx
+++ b/data/outputs/v2/Physics/SS3.1_Radioactivity_and_Stability_of_Isotopes/Physics_Radioactivity_and_Stability_of_Isotopes_SummaryTable.docx
@@ -38,6 +38,177 @@
           <w:szCs w:val="22"/>
         </w:rPr>
         <w:t xml:space="preserve">Sub-Strand 3.1: Radioactivity and Stability of Isotopes — Teacher Reference (Pre-filled)</w:t>
+      </w:r>
+    </w:p>
+    <w:p>
+      <w:pPr>
+        <w:spacing w:after="80" w:before="120"/>
+      </w:pPr>
+      <w:r>
+        <w:rPr>
+          <w:rFonts w:ascii="Arial" w:cs="Arial" w:eastAsia="Arial" w:hAnsi="Arial"/>
+          <w:b/>
+          <w:bCs/>
+          <w:color w:val="1F3864"/>
+          <w:sz w:val="20"/>
+          <w:szCs w:val="20"/>
+        </w:rPr>
+        <w:t xml:space="preserve">ATTRIBUTION AND LICENSING</w:t>
+      </w:r>
+    </w:p>
+    <w:p>
+      <w:pPr>
+        <w:spacing w:after="60" w:before="0"/>
+      </w:pPr>
+      <w:r>
+        <w:rPr>
+          <w:rFonts w:ascii="Arial" w:cs="Arial" w:eastAsia="Arial" w:hAnsi="Arial"/>
+          <w:b/>
+          <w:bCs/>
+          <w:sz w:val="17"/>
+          <w:szCs w:val="17"/>
+        </w:rPr>
+        <w:t xml:space="preserve">Curriculum Alignment: </w:t>
+      </w:r>
+      <w:r>
+        <w:rPr>
+          <w:rFonts w:ascii="Arial" w:cs="Arial" w:eastAsia="Arial" w:hAnsi="Arial"/>
+          <w:sz w:val="17"/>
+          <w:szCs w:val="17"/>
+        </w:rPr>
+        <w:t xml:space="preserve">Structured in pedagogical alignment with the competence-based curriculum format and learning outcomes established by the Kenya Institute of Curriculum Development (KICD). This material is independently developed and is not officially endorsed or published by KICD.</w:t>
+      </w:r>
+    </w:p>
+    <w:p>
+      <w:pPr>
+        <w:spacing w:after="60" w:before="0"/>
+      </w:pPr>
+      <w:r>
+        <w:rPr>
+          <w:rFonts w:ascii="Arial" w:cs="Arial" w:eastAsia="Arial" w:hAnsi="Arial"/>
+          <w:b/>
+          <w:bCs/>
+          <w:sz w:val="17"/>
+          <w:szCs w:val="17"/>
+        </w:rPr>
+        <w:t xml:space="preserve">Content &amp; Pedagogy: </w:t>
+      </w:r>
+      <w:r>
+        <w:rPr>
+          <w:rFonts w:ascii="Arial" w:cs="Arial" w:eastAsia="Arial" w:hAnsi="Arial"/>
+          <w:sz w:val="17"/>
+          <w:szCs w:val="17"/>
+        </w:rPr>
+        <w:t xml:space="preserve">Developed and adapted by the educator team at SeaVuria (registered 501(c)(3) in the United States and registered NGO in Kenya, No. 872-850A-BF11), who designed the pedagogical framework, lesson templates and exemplar lessons on which this material is based.</w:t>
+      </w:r>
+    </w:p>
+    <w:p>
+      <w:pPr>
+        <w:spacing w:after="60" w:before="0"/>
+      </w:pPr>
+      <w:r>
+        <w:rPr>
+          <w:rFonts w:ascii="Arial" w:cs="Arial" w:eastAsia="Arial" w:hAnsi="Arial"/>
+          <w:b/>
+          <w:bCs/>
+          <w:sz w:val="17"/>
+          <w:szCs w:val="17"/>
+        </w:rPr>
+        <w:t xml:space="preserve">Production &amp; Layout: </w:t>
+      </w:r>
+      <w:r>
+        <w:rPr>
+          <w:rFonts w:ascii="Arial" w:cs="Arial" w:eastAsia="Arial" w:hAnsi="Arial"/>
+          <w:sz w:val="17"/>
+          <w:szCs w:val="17"/>
+        </w:rPr>
+        <w:t xml:space="preserve">Educational design and curriculum sequencing by SeaVuria. Technical layout, structural formatting, and digital optimization/implementation executed in partnership with ARES Education (registered 501(c)(3) in the United States and Canada (as Afretech Aid) and registered NGO in Kenya), with lesson drafting and compilation assisted by AI (Claude, Anthropic).</w:t>
+      </w:r>
+    </w:p>
+    <w:p>
+      <w:pPr>
+        <w:pBdr>
+          <w:bottom w:val="single" w:color="1F3864" w:sz="6" w:space="6"/>
+        </w:pBdr>
+        <w:spacing w:after="60" w:before="0"/>
+      </w:pPr>
+      <w:r>
+        <w:rPr>
+          <w:rFonts w:ascii="Arial" w:cs="Arial" w:eastAsia="Arial" w:hAnsi="Arial"/>
+          <w:b/>
+          <w:bCs/>
+          <w:sz w:val="17"/>
+          <w:szCs w:val="17"/>
+        </w:rPr>
+        <w:t xml:space="preserve">Licensing &amp; Copyright: </w:t>
+      </w:r>
+      <w:r>
+        <w:rPr>
+          <w:rFonts w:ascii="Arial" w:cs="Arial" w:eastAsia="Arial" w:hAnsi="Arial"/>
+          <w:sz w:val="17"/>
+          <w:szCs w:val="17"/>
+        </w:rPr>
+        <w:t xml:space="preserve">© 2026 SeaVuria and ARES. This work is licensed under a </w:t>
+      </w:r>
+      <w:hyperlink w:history="1" r:id="rIdjumn1c2ubk8enl0gzozae">
+        <w:r>
+          <w:rPr>
+            <w:rFonts w:ascii="Arial" w:cs="Arial" w:eastAsia="Arial" w:hAnsi="Arial"/>
+            <w:color w:val="1F6B75"/>
+            <w:sz w:val="17"/>
+            <w:szCs w:val="17"/>
+            <w:u w:val="single" w:color="1F6B75"/>
+          </w:rPr>
+          <w:t xml:space="preserve">Creative Commons Attribution-NonCommercial 4.0 International License</w:t>
+        </w:r>
+      </w:hyperlink>
+      <w:r>
+        <w:rPr>
+          <w:rFonts w:ascii="Arial" w:cs="Arial" w:eastAsia="Arial" w:hAnsi="Arial"/>
+          <w:sz w:val="17"/>
+          <w:szCs w:val="17"/>
+        </w:rPr>
+        <w:t xml:space="preserve"> (</w:t>
+      </w:r>
+      <w:hyperlink w:history="1" r:id="rId3taukoxmgwaohev0kkzj_">
+        <w:r>
+          <w:rPr>
+            <w:rFonts w:ascii="Arial" w:cs="Arial" w:eastAsia="Arial" w:hAnsi="Arial"/>
+            <w:color w:val="1F6B75"/>
+            <w:sz w:val="17"/>
+            <w:szCs w:val="17"/>
+            <w:u w:val="single" w:color="1F6B75"/>
+          </w:rPr>
+          <w:t xml:space="preserve">CC BY-NC 4.0</w:t>
+        </w:r>
+      </w:hyperlink>
+      <w:r>
+        <w:rPr>
+          <w:rFonts w:ascii="Arial" w:cs="Arial" w:eastAsia="Arial" w:hAnsi="Arial"/>
+          <w:sz w:val="17"/>
+          <w:szCs w:val="17"/>
+        </w:rPr>
+        <w:t xml:space="preserve">). To view a copy of this license, visit </w:t>
+      </w:r>
+      <w:hyperlink w:history="1" r:id="rIdno2yrt2hwtolqowxbl6wv">
+        <w:r>
+          <w:rPr>
+            <w:rFonts w:ascii="Arial" w:cs="Arial" w:eastAsia="Arial" w:hAnsi="Arial"/>
+            <w:color w:val="1F6B75"/>
+            <w:sz w:val="17"/>
+            <w:szCs w:val="17"/>
+            <w:u w:val="single" w:color="1F6B75"/>
+          </w:rPr>
+          <w:t xml:space="preserve">https://creativecommons.org/licenses/by-nc/4.0/</w:t>
+        </w:r>
+      </w:hyperlink>
+      <w:r>
+        <w:rPr>
+          <w:rFonts w:ascii="Arial" w:cs="Arial" w:eastAsia="Arial" w:hAnsi="Arial"/>
+          <w:sz w:val="17"/>
+          <w:szCs w:val="17"/>
+        </w:rPr>
+        <w:t xml:space="preserve">. You are free to copy, redistribute, and adapt this material in any medium or format, provided appropriate credit is given and the material is not used for commercial purposes. KICD learning outcomes and curriculum designations reproduced here for alignment purposes remain the property of KICD and are not covered by this license. Linked external resources (e.g. CK-12, Khan Academy, PhET) are subject to their own licenses.</w:t>
       </w:r>
     </w:p>
     <w:p>

--- a/data/outputs/v2/Physics/SS3.1_Radioactivity_and_Stability_of_Isotopes/Physics_Radioactivity_and_Stability_of_Isotopes_SummaryTable.docx
+++ b/data/outputs/v2/Physics/SS3.1_Radioactivity_and_Stability_of_Isotopes/Physics_Radioactivity_and_Stability_of_Isotopes_SummaryTable.docx
@@ -38,177 +38,6 @@
           <w:szCs w:val="22"/>
         </w:rPr>
         <w:t xml:space="preserve">Sub-Strand 3.1: Radioactivity and Stability of Isotopes — Teacher Reference (Pre-filled)</w:t>
-      </w:r>
-    </w:p>
-    <w:p>
-      <w:pPr>
-        <w:spacing w:after="80" w:before="120"/>
-      </w:pPr>
-      <w:r>
-        <w:rPr>
-          <w:rFonts w:ascii="Arial" w:cs="Arial" w:eastAsia="Arial" w:hAnsi="Arial"/>
-          <w:b/>
-          <w:bCs/>
-          <w:color w:val="1F3864"/>
-          <w:sz w:val="20"/>
-          <w:szCs w:val="20"/>
-        </w:rPr>
-        <w:t xml:space="preserve">ATTRIBUTION AND LICENSING</w:t>
-      </w:r>
-    </w:p>
-    <w:p>
-      <w:pPr>
-        <w:spacing w:after="60" w:before="0"/>
-      </w:pPr>
-      <w:r>
-        <w:rPr>
-          <w:rFonts w:ascii="Arial" w:cs="Arial" w:eastAsia="Arial" w:hAnsi="Arial"/>
-          <w:b/>
-          <w:bCs/>
-          <w:sz w:val="17"/>
-          <w:szCs w:val="17"/>
-        </w:rPr>
-        <w:t xml:space="preserve">Curriculum Alignment: </w:t>
-      </w:r>
-      <w:r>
-        <w:rPr>
-          <w:rFonts w:ascii="Arial" w:cs="Arial" w:eastAsia="Arial" w:hAnsi="Arial"/>
-          <w:sz w:val="17"/>
-          <w:szCs w:val="17"/>
-        </w:rPr>
-        <w:t xml:space="preserve">Structured in pedagogical alignment with the competence-based curriculum format and learning outcomes established by the Kenya Institute of Curriculum Development (KICD). This material is independently developed and is not officially endorsed or published by KICD.</w:t>
-      </w:r>
-    </w:p>
-    <w:p>
-      <w:pPr>
-        <w:spacing w:after="60" w:before="0"/>
-      </w:pPr>
-      <w:r>
-        <w:rPr>
-          <w:rFonts w:ascii="Arial" w:cs="Arial" w:eastAsia="Arial" w:hAnsi="Arial"/>
-          <w:b/>
-          <w:bCs/>
-          <w:sz w:val="17"/>
-          <w:szCs w:val="17"/>
-        </w:rPr>
-        <w:t xml:space="preserve">Content &amp; Pedagogy: </w:t>
-      </w:r>
-      <w:r>
-        <w:rPr>
-          <w:rFonts w:ascii="Arial" w:cs="Arial" w:eastAsia="Arial" w:hAnsi="Arial"/>
-          <w:sz w:val="17"/>
-          <w:szCs w:val="17"/>
-        </w:rPr>
-        <w:t xml:space="preserve">Developed and adapted by the educator team at SeaVuria (registered 501(c)(3) in the United States and registered NGO in Kenya, No. 872-850A-BF11), who designed the pedagogical framework, lesson templates and exemplar lessons on which this material is based.</w:t>
-      </w:r>
-    </w:p>
-    <w:p>
-      <w:pPr>
-        <w:spacing w:after="60" w:before="0"/>
-      </w:pPr>
-      <w:r>
-        <w:rPr>
-          <w:rFonts w:ascii="Arial" w:cs="Arial" w:eastAsia="Arial" w:hAnsi="Arial"/>
-          <w:b/>
-          <w:bCs/>
-          <w:sz w:val="17"/>
-          <w:szCs w:val="17"/>
-        </w:rPr>
-        <w:t xml:space="preserve">Production &amp; Layout: </w:t>
-      </w:r>
-      <w:r>
-        <w:rPr>
-          <w:rFonts w:ascii="Arial" w:cs="Arial" w:eastAsia="Arial" w:hAnsi="Arial"/>
-          <w:sz w:val="17"/>
-          <w:szCs w:val="17"/>
-        </w:rPr>
-        <w:t xml:space="preserve">Educational design and curriculum sequencing by SeaVuria. Technical layout, structural formatting, and digital optimization/implementation executed in partnership with ARES Education (registered 501(c)(3) in the United States and Canada (as Afretech Aid) and registered NGO in Kenya), with lesson drafting and compilation assisted by AI (Claude, Anthropic).</w:t>
-      </w:r>
-    </w:p>
-    <w:p>
-      <w:pPr>
-        <w:pBdr>
-          <w:bottom w:val="single" w:color="1F3864" w:sz="6" w:space="6"/>
-        </w:pBdr>
-        <w:spacing w:after="60" w:before="0"/>
-      </w:pPr>
-      <w:r>
-        <w:rPr>
-          <w:rFonts w:ascii="Arial" w:cs="Arial" w:eastAsia="Arial" w:hAnsi="Arial"/>
-          <w:b/>
-          <w:bCs/>
-          <w:sz w:val="17"/>
-          <w:szCs w:val="17"/>
-        </w:rPr>
-        <w:t xml:space="preserve">Licensing &amp; Copyright: </w:t>
-      </w:r>
-      <w:r>
-        <w:rPr>
-          <w:rFonts w:ascii="Arial" w:cs="Arial" w:eastAsia="Arial" w:hAnsi="Arial"/>
-          <w:sz w:val="17"/>
-          <w:szCs w:val="17"/>
-        </w:rPr>
-        <w:t xml:space="preserve">© 2026 SeaVuria and ARES. This work is licensed under a </w:t>
-      </w:r>
-      <w:hyperlink w:history="1" r:id="rIdjumn1c2ubk8enl0gzozae">
-        <w:r>
-          <w:rPr>
-            <w:rFonts w:ascii="Arial" w:cs="Arial" w:eastAsia="Arial" w:hAnsi="Arial"/>
-            <w:color w:val="1F6B75"/>
-            <w:sz w:val="17"/>
-            <w:szCs w:val="17"/>
-            <w:u w:val="single" w:color="1F6B75"/>
-          </w:rPr>
-          <w:t xml:space="preserve">Creative Commons Attribution-NonCommercial 4.0 International License</w:t>
-        </w:r>
-      </w:hyperlink>
-      <w:r>
-        <w:rPr>
-          <w:rFonts w:ascii="Arial" w:cs="Arial" w:eastAsia="Arial" w:hAnsi="Arial"/>
-          <w:sz w:val="17"/>
-          <w:szCs w:val="17"/>
-        </w:rPr>
-        <w:t xml:space="preserve"> (</w:t>
-      </w:r>
-      <w:hyperlink w:history="1" r:id="rId3taukoxmgwaohev0kkzj_">
-        <w:r>
-          <w:rPr>
-            <w:rFonts w:ascii="Arial" w:cs="Arial" w:eastAsia="Arial" w:hAnsi="Arial"/>
-            <w:color w:val="1F6B75"/>
-            <w:sz w:val="17"/>
-            <w:szCs w:val="17"/>
-            <w:u w:val="single" w:color="1F6B75"/>
-          </w:rPr>
-          <w:t xml:space="preserve">CC BY-NC 4.0</w:t>
-        </w:r>
-      </w:hyperlink>
-      <w:r>
-        <w:rPr>
-          <w:rFonts w:ascii="Arial" w:cs="Arial" w:eastAsia="Arial" w:hAnsi="Arial"/>
-          <w:sz w:val="17"/>
-          <w:szCs w:val="17"/>
-        </w:rPr>
-        <w:t xml:space="preserve">). To view a copy of this license, visit </w:t>
-      </w:r>
-      <w:hyperlink w:history="1" r:id="rIdno2yrt2hwtolqowxbl6wv">
-        <w:r>
-          <w:rPr>
-            <w:rFonts w:ascii="Arial" w:cs="Arial" w:eastAsia="Arial" w:hAnsi="Arial"/>
-            <w:color w:val="1F6B75"/>
-            <w:sz w:val="17"/>
-            <w:szCs w:val="17"/>
-            <w:u w:val="single" w:color="1F6B75"/>
-          </w:rPr>
-          <w:t xml:space="preserve">https://creativecommons.org/licenses/by-nc/4.0/</w:t>
-        </w:r>
-      </w:hyperlink>
-      <w:r>
-        <w:rPr>
-          <w:rFonts w:ascii="Arial" w:cs="Arial" w:eastAsia="Arial" w:hAnsi="Arial"/>
-          <w:sz w:val="17"/>
-          <w:szCs w:val="17"/>
-        </w:rPr>
-        <w:t xml:space="preserve">. You are free to copy, redistribute, and adapt this material in any medium or format, provided appropriate credit is given and the material is not used for commercial purposes. KICD learning outcomes and curriculum designations reproduced here for alignment purposes remain the property of KICD and are not covered by this license. Linked external resources (e.g. CK-12, Khan Academy, PhET) are subject to their own licenses.</w:t>
       </w:r>
     </w:p>
     <w:p>
@@ -1699,6 +1528,185 @@
         </w:tc>
       </w:tr>
     </w:tbl>
+    <w:p>
+      <w:pPr>
+        <w:spacing w:after="120"/>
+      </w:pPr>
+      <w:r>
+        <w:t xml:space="preserve"/>
+      </w:r>
+    </w:p>
+    <w:p>
+      <w:pPr>
+        <w:spacing w:after="80" w:before="120"/>
+      </w:pPr>
+      <w:r>
+        <w:rPr>
+          <w:rFonts w:ascii="Arial" w:cs="Arial" w:eastAsia="Arial" w:hAnsi="Arial"/>
+          <w:b/>
+          <w:bCs/>
+          <w:color w:val="1F3864"/>
+          <w:sz w:val="20"/>
+          <w:szCs w:val="20"/>
+        </w:rPr>
+        <w:t xml:space="preserve">ATTRIBUTION AND LICENSING</w:t>
+      </w:r>
+    </w:p>
+    <w:p>
+      <w:pPr>
+        <w:spacing w:after="60" w:before="0"/>
+      </w:pPr>
+      <w:r>
+        <w:rPr>
+          <w:rFonts w:ascii="Arial" w:cs="Arial" w:eastAsia="Arial" w:hAnsi="Arial"/>
+          <w:b/>
+          <w:bCs/>
+          <w:sz w:val="17"/>
+          <w:szCs w:val="17"/>
+        </w:rPr>
+        <w:t xml:space="preserve">Curriculum Alignment: </w:t>
+      </w:r>
+      <w:r>
+        <w:rPr>
+          <w:rFonts w:ascii="Arial" w:cs="Arial" w:eastAsia="Arial" w:hAnsi="Arial"/>
+          <w:sz w:val="17"/>
+          <w:szCs w:val="17"/>
+        </w:rPr>
+        <w:t xml:space="preserve">Structured in pedagogical alignment with the competence-based curriculum format and learning outcomes established by the Kenya Institute of Curriculum Development (KICD). This material is independently developed and is not officially endorsed or published by KICD.</w:t>
+      </w:r>
+    </w:p>
+    <w:p>
+      <w:pPr>
+        <w:spacing w:after="60" w:before="0"/>
+      </w:pPr>
+      <w:r>
+        <w:rPr>
+          <w:rFonts w:ascii="Arial" w:cs="Arial" w:eastAsia="Arial" w:hAnsi="Arial"/>
+          <w:b/>
+          <w:bCs/>
+          <w:sz w:val="17"/>
+          <w:szCs w:val="17"/>
+        </w:rPr>
+        <w:t xml:space="preserve">Content &amp; Pedagogy: </w:t>
+      </w:r>
+      <w:r>
+        <w:rPr>
+          <w:rFonts w:ascii="Arial" w:cs="Arial" w:eastAsia="Arial" w:hAnsi="Arial"/>
+          <w:sz w:val="17"/>
+          <w:szCs w:val="17"/>
+        </w:rPr>
+        <w:t xml:space="preserve">Developed and adapted by the educator team at SeaVuria (registered 501(c)(3) in the United States and registered NGO in Kenya, No. 872-850A-BF11), who designed the pedagogical framework, lesson templates and exemplar lessons on which this material is based.</w:t>
+      </w:r>
+    </w:p>
+    <w:p>
+      <w:pPr>
+        <w:spacing w:after="60" w:before="0"/>
+      </w:pPr>
+      <w:r>
+        <w:rPr>
+          <w:rFonts w:ascii="Arial" w:cs="Arial" w:eastAsia="Arial" w:hAnsi="Arial"/>
+          <w:b/>
+          <w:bCs/>
+          <w:sz w:val="17"/>
+          <w:szCs w:val="17"/>
+        </w:rPr>
+        <w:t xml:space="preserve">Production &amp; Layout: </w:t>
+      </w:r>
+      <w:r>
+        <w:rPr>
+          <w:rFonts w:ascii="Arial" w:cs="Arial" w:eastAsia="Arial" w:hAnsi="Arial"/>
+          <w:sz w:val="17"/>
+          <w:szCs w:val="17"/>
+        </w:rPr>
+        <w:t xml:space="preserve">Educational design and curriculum sequencing by SeaVuria. Technical layout, structural formatting, and digital optimization/implementation executed in partnership with ARES Education (registered 501(c)(3) in the United States and Canada (as Afretech Aid) and registered NGO in Kenya), with lesson drafting and compilation assisted by AI (Claude, Anthropic).</w:t>
+      </w:r>
+    </w:p>
+    <w:p>
+      <w:pPr>
+        <w:pBdr>
+          <w:bottom w:val="single" w:color="1F3864" w:sz="6" w:space="6"/>
+        </w:pBdr>
+        <w:spacing w:after="60" w:before="0"/>
+      </w:pPr>
+      <w:r>
+        <w:rPr>
+          <w:rFonts w:ascii="Arial" w:cs="Arial" w:eastAsia="Arial" w:hAnsi="Arial"/>
+          <w:b/>
+          <w:bCs/>
+          <w:sz w:val="17"/>
+          <w:szCs w:val="17"/>
+        </w:rPr>
+        <w:t xml:space="preserve">Licensing &amp; Copyright: </w:t>
+      </w:r>
+      <w:r>
+        <w:rPr>
+          <w:rFonts w:ascii="Arial" w:cs="Arial" w:eastAsia="Arial" w:hAnsi="Arial"/>
+          <w:sz w:val="17"/>
+          <w:szCs w:val="17"/>
+        </w:rPr>
+        <w:t xml:space="preserve">© 2026 SeaVuria and ARES. This work is licensed under a </w:t>
+      </w:r>
+      <w:hyperlink w:history="1" r:id="rIdtydjb4ax56b7kkdxsj1zn">
+        <w:r>
+          <w:rPr>
+            <w:rFonts w:ascii="Arial" w:cs="Arial" w:eastAsia="Arial" w:hAnsi="Arial"/>
+            <w:color w:val="1F6B75"/>
+            <w:sz w:val="17"/>
+            <w:szCs w:val="17"/>
+            <w:u w:val="single" w:color="1F6B75"/>
+          </w:rPr>
+          <w:t xml:space="preserve">Creative Commons Attribution-NonCommercial 4.0 International License</w:t>
+        </w:r>
+      </w:hyperlink>
+      <w:r>
+        <w:rPr>
+          <w:rFonts w:ascii="Arial" w:cs="Arial" w:eastAsia="Arial" w:hAnsi="Arial"/>
+          <w:sz w:val="17"/>
+          <w:szCs w:val="17"/>
+        </w:rPr>
+        <w:t xml:space="preserve"> (</w:t>
+      </w:r>
+      <w:hyperlink w:history="1" r:id="rIdlmowistoyu_fxznnc0wlw">
+        <w:r>
+          <w:rPr>
+            <w:rFonts w:ascii="Arial" w:cs="Arial" w:eastAsia="Arial" w:hAnsi="Arial"/>
+            <w:color w:val="1F6B75"/>
+            <w:sz w:val="17"/>
+            <w:szCs w:val="17"/>
+            <w:u w:val="single" w:color="1F6B75"/>
+          </w:rPr>
+          <w:t xml:space="preserve">CC BY-NC 4.0</w:t>
+        </w:r>
+      </w:hyperlink>
+      <w:r>
+        <w:rPr>
+          <w:rFonts w:ascii="Arial" w:cs="Arial" w:eastAsia="Arial" w:hAnsi="Arial"/>
+          <w:sz w:val="17"/>
+          <w:szCs w:val="17"/>
+        </w:rPr>
+        <w:t xml:space="preserve">). To view a copy of this license, visit </w:t>
+      </w:r>
+      <w:hyperlink w:history="1" r:id="rId9afokcs5u3xqgorpjzquz">
+        <w:r>
+          <w:rPr>
+            <w:rFonts w:ascii="Arial" w:cs="Arial" w:eastAsia="Arial" w:hAnsi="Arial"/>
+            <w:color w:val="1F6B75"/>
+            <w:sz w:val="17"/>
+            <w:szCs w:val="17"/>
+            <w:u w:val="single" w:color="1F6B75"/>
+          </w:rPr>
+          <w:t xml:space="preserve">https://creativecommons.org/licenses/by-nc/4.0/</w:t>
+        </w:r>
+      </w:hyperlink>
+      <w:r>
+        <w:rPr>
+          <w:rFonts w:ascii="Arial" w:cs="Arial" w:eastAsia="Arial" w:hAnsi="Arial"/>
+          <w:sz w:val="17"/>
+          <w:szCs w:val="17"/>
+        </w:rPr>
+        <w:t xml:space="preserve">. You are free to copy, redistribute, and adapt this material in any medium or format, provided appropriate credit is given and the material is not used for commercial purposes. KICD learning outcomes and curriculum designations reproduced here for alignment purposes remain the property of KICD and are not covered by this license. Linked external resources (e.g. CK-12, Khan Academy, PhET) are subject to their own licenses.</w:t>
+      </w:r>
+    </w:p>
     <w:sectPr>
       <w:pgSz w:w="15840" w:h="12240" w:orient="landscape"/>
       <w:pgMar w:top="1080" w:right="1080" w:bottom="1080" w:left="1080" w:header="708" w:footer="708" w:gutter="0"/>

--- a/data/outputs/v2/Physics/SS3.1_Radioactivity_and_Stability_of_Isotopes/Physics_Radioactivity_and_Stability_of_Isotopes_SummaryTable.docx
+++ b/data/outputs/v2/Physics/SS3.1_Radioactivity_and_Stability_of_Isotopes/Physics_Radioactivity_and_Stability_of_Isotopes_SummaryTable.docx
@@ -564,7 +564,7 @@
                 <w:sz w:val="18"/>
                 <w:szCs w:val="18"/>
               </w:rPr>
-              <w:t xml:space="preserve">Students observed (or were shown) a demonstration in which a sample of pitchblende (or a photo of uranium-bearing rock found in Kenya's geological surveys) was placed near a covered photographic film or a Geiger counter, producing a reading/exposure with no visible light source. This anchoring phenomenon — invisible energy escaping from a rock — launched the Driving Question Board. Pedagogical note: If a live source is unavailable, a time-lapse image of film fogging beside pitchblende works well. Allow 3–5 minutes of unguided observation before asking any questions; record all student 'noticings' and 'wonderings' verbatim on the DQB.</w:t>
+              <w:t xml:space="preserve">A photographic film was exposed inside a sealed, lightproof box placed next to a sample of pitchblende (uranium ore) — with no light, heat, or sound present. The film showed a clear dark silhouette of the rock.</w:t>
             </w:r>
           </w:p>
         </w:tc>
@@ -596,7 +596,7 @@
                 <w:sz w:val="18"/>
                 <w:szCs w:val="18"/>
               </w:rPr>
-              <w:t xml:space="preserve">Students learned that every atom has a nucleus composed of protons (atomic number Z) and neutrons, collectively called nucleons (mass number A). The neutron number is derived as N = A − Z. Isotopes are atoms of the same element sharing identical Z but differing in N and therefore in A (e.g., Carbon-12 vs Carbon-14; Uranium-235 vs Uranium-238). Nuclide notation ᴬ_Z X was introduced as the standard way to identify any nuclide. Students learned that some isotopes are stable while others are unstable (radioactive), and that nuclear instability — not chemical bonding — is the source of the invisible energy in the anchoring phenomenon. Pedagogical note: Emphasise that 'isotope' is a relationship between two nuclides of the same element; 'nuclide' refers to any specific nuclear species. Misconception alert — many students confuse atomic mass with mass number; clarify that atomic mass is a weighted average, while mass number is always a whole number.</w:t>
+              <w:t xml:space="preserve">Atoms contain a nucleus made of protons and neutrons (nucleons). The atomic number (Z), mass number (A), and neutron number (N = A − Z) define a nuclide, written as AZX. Isotopes are atoms of the same element with the same Z but different N — chemically identical but potentially very different in nuclear stability. Stable nuclides cluster in the 'belt of stability' on an N vs Z graph; nuclides outside this belt (like Uranium-238 and Carbon-14) are unstable. Radioactivity is the spontaneous emission of energy or particles from an unstable nucleus — it requires no external energy input and cannot be stopped by ordinary chemical means.</w:t>
             </w:r>
           </w:p>
         </w:tc>
@@ -628,7 +628,7 @@
                 <w:sz w:val="18"/>
                 <w:szCs w:val="18"/>
               </w:rPr>
-              <w:t xml:space="preserve">Students explained that the pitchblende rock releases invisible energy because it contains radioactive isotopes (primarily U-238 and U-235) whose nuclei are unstable. The instability arises from an unfavourable proton-to-neutron ratio in the nucleus. Because the nucleus is trying to reach a more stable configuration, it spontaneously releases energy and particles — a process called radioactive decay. This explanation directly answers the first clause of the driving question ('Why do some atoms spontaneously release invisible energy?') at an introductory level, and sets up subsequent lessons to explore what forms that energy takes, how it is detected, and how it can be harnessed or blocked. Pedagogical note: Return to the DQB and annotate which student questions from the 'wondering' column are now partially answered, and which remain open — this models scientific sensemaking and sustains curiosity.</w:t>
+              <w:t xml:space="preserve">The pitchblende rock exposes the film because it contains uranium nuclei (e.g., Uranium-238) whose N:Z ratio places them far outside the belt of stability. These unstable nuclei spontaneously release invisible energy and/or particles — radioactive emissions — as they attempt to reorganise into a more stable configuration. This is a nuclear process, not a chemical one, which is why the rock continues emitting radiation indefinitely without any external energy source. The type of emission and the rate of decay (half-life) are concepts we will investigate in the lessons that follow.</w:t>
             </w:r>
           </w:p>
         </w:tc>
@@ -713,7 +713,7 @@
                 <w:sz w:val="18"/>
                 <w:szCs w:val="18"/>
               </w:rPr>
-              <w:t xml:space="preserve">Students observed a teacher-led demonstration (or simulation) comparing the penetration of alpha, beta, and gamma radiation through paper, aluminium foil, and lead sheets. Geiger counter readings (live or pre-recorded) were recorded in a results table for each material-radiation combination. A Kenya-context analogy was drawn: alpha particles are like a matatu that stops at the first stage; beta particles travel further like a Nairobi express bus; gamma rays pass through everything like a radio signal from a Kisumu transmitter. Pedagogical note: If physical sources are unavailable, use a PhET-style or ARES simulation. Ensure students record quantitative Geiger readings (counts per minute) so the comparison is evidence-based, not just descriptive.</w:t>
+              <w:t xml:space="preserve">Learners observed diagrams and data cards showing that alpha radiation is stopped by a sheet of paper, beta radiation is stopped by aluminium foil, and gamma radiation requires lead shielding. They observed that the radiation type with the greatest ionising ability (alpha) has the lowest penetrating power, and vice versa for gamma radiation. They also observed the uranium-238 → thorium-234 → protactinium-234 decay chain represented as arrows on an N vs Z stability plot.</w:t>
             </w:r>
           </w:p>
         </w:tc>
@@ -745,7 +745,7 @@
                 <w:sz w:val="18"/>
                 <w:szCs w:val="18"/>
               </w:rPr>
-              <w:t xml:space="preserve">Students learned that radioactive nuclei emit three distinct types of radiation. Alpha radiation (α) consists of a helium-4 nucleus (charge +2, mass ≈ 4 amu); it has the highest ionising power but the lowest penetrating power (stopped by a sheet of paper or a few centimetres of air). Beta radiation (β) is a fast-moving electron (charge −1, mass ≈ 1/1836 amu) emitted when a neutron converts to a proton; it has intermediate ionising power and penetrating power (stopped by a few millimetres of aluminium). Gamma radiation (γ) is high-energy electromagnetic radiation (charge 0, no mass); it has the lowest ionising power but the highest penetrating power (requires centimetres of lead or metres of concrete to attenuate significantly). Pedagogical note: Stress that penetrating power and ionising power are inversely related — this is a frequently tested relationship. Use a two-column comparison table on the board and have students copy it into their notebooks.</w:t>
+              <w:t xml:space="preserve">Learners learned that radioactive nuclei emit three types of radiation — alpha (α: charge +2, mass ~4 amu, low penetration, high ionisation), beta (β: charge −1, mass ~0 amu, moderate penetration, moderate ionisation), and gamma (γ: charge 0, mass 0, high penetration, low ionisation). Alpha decay reduces mass number by 4 and atomic number by 2, moving the nucleus diagonally toward the belt of stability on the N vs Z plot. Beta-minus decay increases atomic number by 1 and decreases neutron number by 1, shifting the nucleus horizontally toward the belt. Gamma decay releases energy without changing nuclear composition. These decay types explain what invisible emissions are leaving the pitchblende rock and why.</w:t>
             </w:r>
           </w:p>
         </w:tc>
@@ -777,7 +777,7 @@
                 <w:sz w:val="18"/>
                 <w:szCs w:val="18"/>
               </w:rPr>
-              <w:t xml:space="preserve">Students explained how each radiation type relates to the driving question's anchoring phenomenon: the 'invisible energy' from Kenyan rocks is a mixture of alpha, beta, and gamma emissions from unstable isotopes like U-238 and its decay products. The different penetrating powers explain why some radiation is absorbed within the rock itself (alpha) while gamma rays can travel through the rock and into the surrounding environment — making gamma the primary external hazard to people living near uranium-bearing geological formations in the Rift Valley. Students also explained that the type of radiation emitted is determined by the specific instability of the nucleus, connecting back to Lesson 1's discussion of unfavourable proton-to-neutron ratios. Pedagogical note: Cold-call at least three students to explain why alpha radiation, despite being the most ionising, poses the greatest biological danger when a source is ingested rather than external — this checks for transfer of understanding.</w:t>
+              <w:t xml:space="preserve">Learners can now explain that the pitchblende rock continuously exposes photographic film because uranium-238 nuclei — which sit outside the belt of nuclear stability due to an excess of neutrons relative to protons — spontaneously emit alpha particles to reduce their mass and proton number, moving toward a more stable nuclear configuration. The resulting daughter nuclei may still be unstable and emit beta particles to further adjust their neutron-to-proton ratio. Gamma rays carry away excess nuclear energy during these transitions. Each emission type differs in its ability to penetrate matter: alpha particles are stopped by a sheet of paper, making them less externally hazardous but extremely dangerous if inhaled (as in mining dust from Kenyan mineral-rich regions); beta particles require aluminium shielding; and gamma rays require lead or thick concrete, posing the greatest external radiation hazard to Kenyan communities near uranium-bearing geological formations.</w:t>
             </w:r>
           </w:p>
         </w:tc>
@@ -862,7 +862,7 @@
                 <w:sz w:val="18"/>
                 <w:szCs w:val="18"/>
               </w:rPr>
-              <w:t xml:space="preserve">Students observed either a live Geiger-Müller (GM) tube connected to a counter/ratemeter, or a detailed labelled diagram and video demonstration. Background radiation readings (counts per minute) were recorded first, then readings with a source present. Students also examined (or were shown images of) cloud chamber tracks, with particular attention to the different track thicknesses corresponding to alpha (thick, straight) and beta (thin, curved) particles. Pedagogical note: Always measure and record background radiation before introducing any source — this is both good experimental practice and an important teaching point about natural background radiation from Kenyan soil, rocks, and cosmic rays.</w:t>
+              <w:t xml:space="preserve">Learners observed (via virtual simulation and video): (1) a Geiger-Müller counter producing clicks even with no radioactive source present (background radiation); (2) count rates increasing when alpha, beta, and gamma sources were brought near the GM tube, with different responses to shielding materials (paper, aluminium, lead); (3) cloud chamber tracks showing thick straight lines for alpha particles, thin curved lines for beta particles, and faint scattered trails for gamma radiation; (4) images and descriptions of GM-type detectors and dosimeters used at Kenyatta National Hospital (KNH) and environmental monitoring stations operated by the Kenya Nuclear Regulatory Authority (KNRA) near Mrima Hill, Kwale County.</w:t>
             </w:r>
           </w:p>
         </w:tc>
@@ -894,7 +894,7 @@
                 <w:sz w:val="18"/>
                 <w:szCs w:val="18"/>
               </w:rPr>
-              <w:t xml:space="preserve">Students learned that: (1) A Geiger-Müller tube detects radiation because ionising radiation enters through a thin mica window, ionises argon gas atoms inside the tube, producing a cascade of electrons that generates a measurable electrical pulse counted as 'clicks' or counts per minute (cpm). (2) Background radiation is always present (from cosmic rays, radon gas in soil, building materials, food such as bananas which contain K-40) and must be subtracted from all experimental readings to obtain the corrected count rate from a source. (3) A cloud chamber makes radiation tracks visible by supersaturating alcohol vapour — ionising radiation creates ion trails along which droplets condense. (4) Photographic film darkens upon exposure to radiation — this is exactly what happened to the pitchblende in Lesson 1's anchoring phenomenon. Pedagogical note: The link between the film-fogging in Lesson 1 and photographic film as a detector is a critical conceptual anchor — explicitly revisit the Lesson 1 phenomenon here.</w:t>
+              <w:t xml:space="preserve">Learners learned that: (1) a Geiger-Müller tube detects radiation because ionising radiation enters through a thin mica window, ionises argon gas atoms inside the tube, and the freed electrons accelerate toward a central anode under high voltage, producing an electrical pulse registered as a 'click'; (2) background radiation is always present in the environment — sourced from cosmic rays, naturally radioactive materials in building stone (e.g. Rift Valley granite), radon gas from soil, and trace radioisotopes in food (e.g. potassium-40 in sukuma wiki and githeri); (3) a cloud chamber makes radiation tracks visible by allowing particles to ionise supersaturated alcohol vapour, forming condensation trails whose shape reveals the particle type; (4) detection instruments are essential tools for radiation safety in Kenyan hospitals, mining regions, and agricultural research, allowing invisible nuclear emissions to be converted into actionable, quantitative data.</w:t>
             </w:r>
           </w:p>
         </w:tc>
@@ -926,7 +926,7 @@
                 <w:sz w:val="18"/>
                 <w:szCs w:val="18"/>
               </w:rPr>
-              <w:t xml:space="preserve">Students explained that the reason the pitchblende rock in Lesson 1 fogged the photographic film is precisely the same ionising mechanism that makes a GM tube click: radiation from unstable nuclei ionises matter it passes through. This explains how Marie Curie (and Kenyan geologists surveying the Rift Valley today) can 'see' invisible radiation — by observing its ionising effects on matter. Students further explained that background radiation means people in Kenya are always exposed to low levels of nuclear radiation from natural sources, and that detectors allow scientists to distinguish between safe background levels and dangerous elevated levels near radioactive rock formations. Pedagogical note: Reinforce the SEP (Science and Engineering Practice) of 'Using Mathematics and Computational Thinking' when students subtract background count rates — insist on correct units (cpm) and proper significant figures.</w:t>
+              <w:t xml:space="preserve">Learners explained that: (1) the invisible radiation from the pitchblende ore in the anchoring phenomenon — the same radiation that exposed photographic film in the dark — is detectable by a GM tube because it ionises matter (gas atoms in the tube) as it passes through, converting a nuclear event into an electrical signal; (2) different radiation types (α, β, γ) produce different GM count-rate responses with shielding because they differ in mass, charge, and ionising power — alpha particles are stopped by paper and air, beta particles by a few millimetres of aluminium, and gamma rays require dense lead shielding; (3) background radiation means that a GM tube will always record some counts even in the absence of a known source, so measurements of a radioactive sample must always be compared against the background count rate to determine the true emission from the source; (4) the rock in the anchoring phenomenon poses a quantifiable risk — detection devices give the numerical count rates that allow scientists, doctors, and regulators at KNRA and KNH to set safe exposure limits and protect Kenyan communities.</w:t>
             </w:r>
           </w:p>
         </w:tc>
@@ -979,7 +979,7 @@
                 <w:sz w:val="18"/>
                 <w:szCs w:val="18"/>
               </w:rPr>
-              <w:t xml:space="preserve">Radioactive Decay and Half-Life: The Rock's Countdown Clock</w:t>
+              <w:t xml:space="preserve">Half-Life and Decay Curves: How Long Before the Rock Goes Quiet?</w:t>
             </w:r>
           </w:p>
         </w:tc>
@@ -1011,7 +1011,7 @@
                 <w:sz w:val="18"/>
                 <w:szCs w:val="18"/>
               </w:rPr>
-              <w:t xml:space="preserve">Students observed a hands-on simulation of radioactive decay using 100 coins (or 100 dried maize kernels, a Kenya-relevant manipulative): each 'shake-and-remove-heads' trial represents one half-life. Results were recorded in a table (number of 'undecayed' kernels vs. trial number) and plotted as a decay curve. Alternatively, students analysed a pre-drawn decay curve for Carbon-14 (used in dating organic archaeological finds at sites like Olorgesailie in Kenya) and read off half-life values graphically. Pedagogical note: The maize-kernel analogy is culturally resonant and memorable. Emphasise that each individual kernel's 'decay' is random and unpredictable, but the overall pattern is statistically regular — this is the quantum-probabilistic nature of radioactive decay. Allow students to articulate this distinction before providing the formal definition.</w:t>
+              <w:t xml:space="preserve">When we rolled 100 dice and removed every 6, the number of surviving dice decreased each round, producing a curved graph that flattened out over time rather than a straight line. Every group extracted a similar half-life of approximately 3 to 4 rolls despite different individual data patterns. We also observed that the number of dice removed per round decreased as the surviving population got smaller.</w:t>
             </w:r>
           </w:p>
         </w:tc>
@@ -1043,7 +1043,7 @@
                 <w:sz w:val="18"/>
                 <w:szCs w:val="18"/>
               </w:rPr>
-              <w:t xml:space="preserve">Students learned that: (1) Radioactive decay is a random and spontaneous process — it is impossible to predict when any single nucleus will decay, but the decay of a large population of nuclei follows a precise statistical law. (2) The half-life (t½) is the time taken for half the nuclei in a sample to decay (equivalently, for the activity of a sample to halve). Half-life is a characteristic constant for each radioisotope and is unaffected by temperature, pressure, or chemical state. (3) After n half-lives, the fraction of original nuclei remaining is (1/2)ⁿ. (4) Half-lives span an enormous range: Polonium-214 has t½ ≈ 164 μs; Carbon-14 has t½ ≈ 5,730 years; Uranium-238 has t½ ≈ 4.5 billion years. (5) Activity (measured in Becquerels, Bq) decreases in the same pattern as the number of undecayed nuclei. Pedagogical note: Spend time on the graph — students must be able to read t½ from a decay curve, calculate remaining quantity after multiple half-lives, and work backwards to find elapsed time. These are high-frequency exam skills.</w:t>
+              <w:t xml:space="preserve">The half-life of a radioactive isotope is the time for half the undecayed nuclei in a sample to decay. Decay follows an exponential pattern described by N = N0 x (one-half)^n. Different isotopes have vastly different half-lives: Carbon-14 has a half-life of 5730 years (used to date the Olorgesailie charcoal) and Iodine-131 has a half-life of 8 days (used in KNH thyroid treatment). Uranium-238 has a half-life of 4.5 billion years, which explains why the pitchblende rock in our phenomenon is still emitting radiation today.</w:t>
             </w:r>
           </w:p>
         </w:tc>
@@ -1075,7 +1075,7 @@
                 <w:sz w:val="18"/>
                 <w:szCs w:val="18"/>
               </w:rPr>
-              <w:t xml:space="preserve">Students explained that the long half-life of Uranium-238 (4.5 billion years, comparable to the age of Earth) is why Kenyan rocks still contain enough radioactive material to pose a measurable signal today — if the half-life were short (like Polonium-214), all the radioactivity would have vanished billions of years ago. Conversely, the shorter half-lives of decay products in the uranium decay chain mean some daughter isotopes are far more active (higher activity) than U-238 itself, contributing disproportionately to the radiation hazard in uranium-bearing rocks. Students also connected half-life to the driving question's 'harness' clause: knowing the half-life of a medical radioisotope (e.g., Technetium-99m, t½ ≈ 6 hours, used in Kenyatta National Hospital imaging) allows doctors to calculate safe dosing windows. Pedagogical note: Update the DQB — students should now be able to answer 'How long will the rock keep releasing energy?' with quantitative reasoning.</w:t>
+              <w:t xml:space="preserve">The pitchblende rock has been emitting radiation for billions of years without running out because uranium-238 has an enormously long half-life. Only a tiny fraction of its nuclei have decayed since Earth formed, leaving vast numbers of undecayed nuclei still present. The decay process is random at the level of individual nuclei but statistically predictable for large populations — exactly as our dice simulation showed. The rate of emission is not constant forever (it slowly decreases as nuclei are used up) but on any human timescale the rock appears to emit radiation indefinitely.</w:t>
             </w:r>
           </w:p>
         </w:tc>
@@ -1160,7 +1160,7 @@
                 <w:sz w:val="18"/>
                 <w:szCs w:val="18"/>
               </w:rPr>
-              <w:t xml:space="preserve">Students observed worked examples of alpha and beta decay written as nuclear equations on the board (e.g., U-238 → Th-234 + α; C-14 → N-14 + β⁻). They then participated in a card-sorting activity (or whiteboard practice) in which nuclide notation cards were arranged to balance equations, making conservation of A and Z a physical, manipulable process before it became an abstract rule. Pedagogical note: Insist students check BOTH conservation conditions (ΣA and ΣZ) explicitly for every equation they write — a two-row checking grid drawn under each equation (row 1: A values, row 2: Z values) is an effective scaffold that prevents the most common errors.</w:t>
+              <w:t xml:space="preserve">Learners observed: (1) a fully worked α-decay equation (²³⁸₉₂U → ²³⁴₉₀Th + ⁴₂He) demonstrated step-by-step on the board, showing conservation of nucleon number and proton number; (2) three guided equation cards covering α-decay (Radium in pitchblende), β-decay (Carbon-14 dating at Fort Jesus, Mombasa), and γ-emission (Cobalt-60 at KNH Nairobi), each requiring the daughter nucleus to be identified using a periodic table; (3) an interactive simulation (ARES offline module) in which parent nuclei were input and daughter nuclei and emitted particles appeared, with ΔA and ΔZ values recorded in a table.</w:t>
             </w:r>
           </w:p>
         </w:tc>
@@ -1192,7 +1192,7 @@
                 <w:sz w:val="18"/>
                 <w:szCs w:val="18"/>
               </w:rPr>
-              <w:t xml:space="preserve">Students learned that: (1) Nuclear equations must conserve nucleon number (A) and proton number (Z) on both sides — these are the fundamental conservation laws governing all radioactive decay. (2) In alpha decay, A decreases by 4 and Z decreases by 2, producing a daughter nucleus two elements lower in the periodic table. (3) In beta-minus (β⁻) decay, A stays constant while Z increases by 1 (a neutron converts to a proton plus an electron plus an antineutrino); the daughter nucleus is one element higher. (4) In gamma emission, neither A nor Z changes — the nucleus merely releases excess energy as a gamma photon. (5) Nuclear equations use the full nuclide notation ᴬ_Z X for every particle, including the emitted radiation (e.g., ⁴₂He for alpha, ⁰₋₁e for beta). Pedagogical note: Beta-plus (positron) decay is not required at this level per KICD, but high-ability students may ask about it — a brief acknowledgement with a note that it is beyond the current syllabus is appropriate.</w:t>
+              <w:t xml:space="preserve">Learners learned that: (1) nuclear equations must conserve nucleon number (A) and proton number (Z) on both sides — these are the fundamental rules governing all radioactive decay; (2) α-decay always reduces A by 4 and Z by 2, producing a daughter nucleus two elements lower on the periodic table; (3) β-minus decay keeps A constant while increasing Z by 1, producing a daughter nucleus one element higher; (4) γ-emission changes neither A nor Z — it releases energy only; (5) each decay can be plotted as a directional arrow on the N vs Z graph, and every arrow points toward the belt of stability, confirming that radioactive decay is the nucleus's way of achieving a more stable configuration.</w:t>
             </w:r>
           </w:p>
         </w:tc>
@@ -1224,7 +1224,7 @@
                 <w:sz w:val="18"/>
                 <w:szCs w:val="18"/>
               </w:rPr>
-              <w:t xml:space="preserve">Students explained that balancing nuclear equations is the mathematical language that describes the transformation taking place inside the Kenyan rock's unstable nuclei. Each decay step in the U-238 decay chain (which passes through 14 intermediate nuclides before reaching stable Pb-206) can be written as a balanced nuclear equation. This chain explains why uranium-bearing rocks produce a whole family of radioactive daughters — including Radon-222, a gas that can seep into poorly ventilated homes built on uranium-rich ground in parts of Kenya, posing a lung-cancer risk. Writing and balancing the equation for Rn-222 alpha decay connects abstract nuclear arithmetic directly back to the driving question's 'protect ourselves' clause. Pedagogical note: Having students trace at least two steps of the U-238 decay chain using balanced equations is an excellent formative assessment task that integrates Lessons 1, 2, and 5.</w:t>
+              <w:t xml:space="preserve">Learners explained: Using balanced nuclear equations and the N vs Z stability plot, learners explained that the pitchblende ore exposes photographic film in complete darkness because ²³⁸₉₂U nuclei — sitting outside the belt of stability — spontaneously eject alpha particles (⁴₂He), transforming into ²³⁴₉₀Th daughter nuclei that sit closer to the belt of stability. The emitted alpha particles (and subsequent beta particles and gamma rays from further decays in the chain) carry enough energy to penetrate the dark container and interact with the photographic film's silver halide crystals, leaving a visible exposure. Conservation of nucleon number and proton number governs every step, making the invisible process mathematically predictable and verifiable.</w:t>
             </w:r>
           </w:p>
         </w:tc>
@@ -1309,7 +1309,7 @@
                 <w:sz w:val="18"/>
                 <w:szCs w:val="18"/>
               </w:rPr>
-              <w:t xml:space="preserve">Students observed a diagram or animation of nuclear fission (U-235 splitting upon neutron absorption, releasing fission fragments, 2–3 neutrons, and energy) and nuclear fusion (two hydrogen isotopes combining to form helium, releasing even greater energy). A Kenya-context entry point was used: 'Kenya imports petroleum — could nuclear energy ever replace it?' Students examined data comparing energy yields per kilogram of fuel for coal, petroleum, and uranium fission, and noted that 1 kg of U-235 yields energy equivalent to approximately 3,000 tonnes of coal. Pedagogical note: Use a quantitative data table to make the energy comparison concrete. The chain reaction diagram — showing one neutron triggering fission that releases three neutrons, each triggering further fissions — is essential for understanding both reactors and the concept of critical mass.</w:t>
+              <w:t xml:space="preserve">Using the PhET Nuclear Fission simulation, learners observed: a U-235 nucleus splitting into two fission fragments + 2–3 neutrons + energy when struck by a neutron; a chain reaction branching diagram showing exponential growth from one initial neutron; the role of control rods in moderating the chain reaction; and the full energy transformation pathway inside a nuclear reactor (nuclear → thermal → kinetic → electrical energy). From the video, learners also observed a conceptual explanation of nuclear fusion and the KNEB context for Kenya's nuclear energy plans.</w:t>
             </w:r>
           </w:p>
         </w:tc>
@@ -1341,7 +1341,7 @@
                 <w:sz w:val="18"/>
                 <w:szCs w:val="18"/>
               </w:rPr>
-              <w:t xml:space="preserve">Students learned that: (1) Nuclear fission is the splitting of a heavy nucleus (e.g., U-235) by an incoming neutron, producing two smaller fission fragment nuclei, 2–3 free neutrons, gamma radiation, and a large release of energy (≈200 MeV per fission event) explained by Einstein's mass-energy equivalence E = mc². (2) The released neutrons can trigger further fission events, establishing a chain reaction; in a nuclear reactor, control rods (made of boron or cadmium) absorb excess neutrons to maintain a controlled, sustained chain reaction. (3) Nuclear fusion is the joining of two light nuclei (e.g., deuterium + tritium → helium-4 + neutron) at extremely high temperatures (≈10⁷ K), releasing even more energy per unit mass than fission; fusion powers the Sun and all stars. (4) Mass defect (Δm) is the difference between the mass of reactants and products in a nuclear reaction; this 'missing' mass is converted to energy via E = mc². Pedagogical note: Students should be able to state E = mc² and explain qualitatively (not calculate, unless required by the scheme of work) that a tiny mass converts to an enormous energy due to c² ≈ 9 × 10¹⁶ m²/s².</w:t>
+              <w:t xml:space="preserve">Learners learned that: (1) Nuclear fission is the splitting of a heavy nucleus (e.g., U-235) by a neutron, producing fission fragments, more neutrons, and large amounts of energy; (2) Nuclear fusion is the joining of light nuclei (e.g., hydrogen isotopes) under extreme conditions, releasing even greater energy per kilogram; (3) In both reactions, the products have slightly less mass than the reactants — this 'missing' mass (mass defect) is converted to energy via E = mc², explaining WHERE the energy in the pitchblende rock ultimately comes from; (4) A controlled chain reaction in a nuclear reactor generates electricity, while an uncontrolled chain reaction produces a nuclear explosion — control rods manage this; (5) Kenya (through KNEB) is actively considering nuclear power as part of its energy mix alongside geothermal (Olkaria), hydro, and solar sources.</w:t>
             </w:r>
           </w:p>
         </w:tc>
@@ -1373,7 +1373,7 @@
                 <w:sz w:val="18"/>
                 <w:szCs w:val="18"/>
               </w:rPr>
-              <w:t xml:space="preserve">Students explained that the energy released by Kenyan uranium-bearing rocks through natural radioactive decay is the same fundamental phenomenon — mass converting to energy — as occurs in nuclear fission reactors and stellar fusion, just at a far smaller scale and rate. This directly answers the driving question's 'harness' clause: Kenya could in principle use uranium from its own geological formations as fuel in a nuclear power reactor to generate electricity without burning fossil fuels, reducing dependence on petroleum imports and hydroelectric sources that are vulnerable to drought (as seen during Kenyan power-rationing periods). Students also noted that fusion, while not yet commercially viable globally, represents an even cleaner future energy source. Pedagogical note: A structured class debate — 'Should Kenya build a nuclear power plant?' — is highly effective here as a PCIs-aligned activity (social cohesion, citizenship) and ensures students synthesise energy yield, safety, and environmental considerations.</w:t>
+              <w:t xml:space="preserve">Learners constructed evidence-based explanations that: (1) the energy released when our pitchblende rock emits an alpha or gamma ray comes from the conversion of a tiny amount of nuclear mass into energy (mass defect → E = mc²), meaning the source of the radiation is literally the mass of the uranium nucleus itself; (2) nuclear fission and fusion are engineered applications of the same nuclear energy principle — deliberately triggering nuclear rearrangement to release large amounts of energy rapidly; (3) Kenya's decision about nuclear power involves weighing the benefit of large-scale, low-carbon electricity generation against risks of nuclear waste, safety incidents, and high upfront costs — a decision that requires scientific literacy, not just opinion.</w:t>
             </w:r>
           </w:p>
         </w:tc>
@@ -1458,7 +1458,7 @@
                 <w:sz w:val="18"/>
                 <w:szCs w:val="18"/>
               </w:rPr>
-              <w:t xml:space="preserve">Students revisited the original anchoring phenomenon from Lesson 1 (the pitchblende rock fogging photographic film) and, using all accumulated knowledge, constructed a full written and diagrammatic explanation. They also examined a case-study card set presenting real-world applications of radioactivity in a Kenyan context: (a) Cobalt-60 radiotherapy at Kenyatta National Hospital; (b) Carbon-14 dating of archaeological artefacts at Olorgesailie; (c) food irradiation to extend shelf life of Kenyan horticultural exports (e.g., Rift Valley green beans); (d) industrial thickness gauging in Kenyan cement and paper factories; (e) radon gas risk in homes built on Kenyan granite. Students matched each application to the relevant radiation type, half-life consideration, and safety measure. Pedagogical note: The case-study matching activity serves as a rich formative assessment. Circulate and listen for misconceptions — the most common is that irradiated food becomes radioactive; address this explicitly.</w:t>
+              <w:t xml:space="preserve">Learners observed four real-world Kenyan applications of radioactivity through the applications carousel: cobalt-60 radiotherapy at Kenyatta National Hospital for cervical cancer treatment; KALRO gamma irradiation of stored maize, beans, and sorghum for pest control and crop improvement in counties like Makueni; beta-source industrial thickness gauging in manufacturing; and carbon-14 versus uranium-lead dating applied to the Homo habilis fossil at Koobi Fora, Lake Turkana. Learners also observed their own Lesson 1 naive models alongside their final cumulative models, making the arc of conceptual change visible.</w:t>
             </w:r>
           </w:p>
         </w:tc>
@@ -1490,7 +1490,7 @@
                 <w:sz w:val="18"/>
                 <w:szCs w:val="18"/>
               </w:rPr>
-              <w:t xml:space="preserve">Students learned that the same nuclear instability that caused the pitchblende rock to expose photographic film in Lesson 1 is the foundational phenomenon behind a wide spectrum of beneficial applications and serious hazards: (1) Medical: gamma radiation from Co-60 destroys cancer tumours (radiotherapy); radioactive tracers (e.g., Tc-99m) enable imaging of organs at KNH. (2) Archaeological: C-14 dating exploits the known half-life (5,730 yr) of Carbon-14 to determine the age of organic remains. (3) Agricultural/industrial: gamma irradiation sterilises food and medical equipment; beta sources gauge material thickness in manufacturing. (4) Energy: nuclear fission of U-235 generates electricity in nuclear power stations with zero carbon emissions during operation. (5) Hazards and safety: excessive radiation causes ionisation damage to DNA, leading to cancer or cell death; safety measures include distance (inverse-square law), shielding (lead/concrete for gamma, aluminium for beta, paper/skin for alpha), and minimising exposure time. Radiation workers wear film badges or TLD dosimeters; international dose limits are set in Sieverts (Sv). Pedagogical note: Summarise the entire sub-strand by returning explicitly to the DQB from Lesson 1 — every question posted should now be answerable. Demonstrate this publicly by reading each question aloud and cold-calling students to provide answers, annotating the board as a class.</w:t>
+              <w:t xml:space="preserve">Learners learned that the same nuclear instability that caused the pitchblende rock to expose photographic film in Lesson 1 is the foundational phenomenon behind life-saving medical treatments, improved crop yields for Kenyan farmers, precise industrial quality control, and the dating of Kenya's extraordinary hominin fossil record. They learned that radiation safety is governed by the ALARA principle — minimising exposure through shielding (lead, concrete), maximising distance (inverse square law: doubling distance reduces dose to one-quarter), and minimising time — and that the half-life of an isotope determines both its usefulness and the duration of its hazard. They consolidated the complete unit explanatory framework: unstable nucleus (imbalanced neutron-to-proton ratio) → spontaneous decay (α, β, or γ) → nuclear equation → half-life → penetrating radiation → detectable, harness-able, and manageable energy.</w:t>
             </w:r>
           </w:p>
         </w:tc>
@@ -1522,7 +1522,7 @@
                 <w:sz w:val="18"/>
                 <w:szCs w:val="18"/>
               </w:rPr>
-              <w:t xml:space="preserve">Students synthesised the full arc of the sub-strand: unstable isotopes in Kenyan rocks (rooted in unfavourable proton-to-neutron ratios, Lesson 1) spontaneously emit alpha, beta, and gamma radiation (Lesson 2) that can be detected by GM tubes, film, and cloud chambers (Lesson 3). This decay follows a precise half-life law (Lesson 4), describable by balanced nuclear equations (Lesson 5), and involves mass-to-energy conversion also seen in fission and fusion (Lesson 6). The same phenomenon that makes uranium rocks hazardous also makes nuclear medicine, carbon dating, food preservation, and potentially nuclear electricity generation possible in Kenya (Lesson 7). The driving question — 'Why do some atoms in Kenyan rocks spontaneously release invisible energy, and how can we harness or protect ourselves from that energy?' — is now fully answered: atoms release energy to reach nuclear stability, and humans manage that energy through informed application of physics principles including shielding, distance, half-life knowledge, and controlled chain reactions. Pedagogical note: A strong closing formative task is to ask each student to write a one-paragraph 'letter to a Kenyan farmer living near a uranium-bearing rock formation in the Rift Valley' explaining the risk and what protective steps to take — this integrates scientific literacy, communication competency, and Kenya-context relevance in a single authentic task.</w:t>
+              <w:t xml:space="preserve">Learners explained, in their own words and in writing, why the pitchblende rock spontaneously and continuously exposes photographic film without any external energy input: uranium-238 nuclei have a neutron-to-proton ratio outside the belt of stability, causing spontaneous alpha decay (and a subsequent decay chain including beta and gamma emissions), releasing penetrating radiation that passes through the film container. The process continues indefinitely on human timescales because U-238 has a half-life of approximately 4.5 billion years, meaning only an infinitesimally small fraction of nuclei decay in any observable period — yet the number of atoms in even a small ore sample is so enormous (on the order of 10²³) that the count rate remains measurable and persistent. Learners also explained that this same physics, properly understood and controlled, enables Kenya to treat cancer patients, protect stored food, ensure product quality, and read the deep history of human origins from the rocks of the Rift Valley.</w:t>
             </w:r>
           </w:p>
         </w:tc>
@@ -1646,7 +1646,7 @@
         </w:rPr>
         <w:t xml:space="preserve">© 2026 SeaVuria and ARES. This work is licensed under a </w:t>
       </w:r>
-      <w:hyperlink w:history="1" r:id="rIdtydjb4ax56b7kkdxsj1zn">
+      <w:hyperlink w:history="1" r:id="rIdtzpuspjj--m0ysjonhhxk">
         <w:r>
           <w:rPr>
             <w:rFonts w:ascii="Arial" w:cs="Arial" w:eastAsia="Arial" w:hAnsi="Arial"/>
@@ -1666,7 +1666,7 @@
         </w:rPr>
         <w:t xml:space="preserve"> (</w:t>
       </w:r>
-      <w:hyperlink w:history="1" r:id="rIdlmowistoyu_fxznnc0wlw">
+      <w:hyperlink w:history="1" r:id="rIdlhkiok4wszcftsk2tuo5o">
         <w:r>
           <w:rPr>
             <w:rFonts w:ascii="Arial" w:cs="Arial" w:eastAsia="Arial" w:hAnsi="Arial"/>
@@ -1686,7 +1686,7 @@
         </w:rPr>
         <w:t xml:space="preserve">). To view a copy of this license, visit </w:t>
       </w:r>
-      <w:hyperlink w:history="1" r:id="rId9afokcs5u3xqgorpjzquz">
+      <w:hyperlink w:history="1" r:id="rIdkml-_1x9m-nh2fjjua1q0">
         <w:r>
           <w:rPr>
             <w:rFonts w:ascii="Arial" w:cs="Arial" w:eastAsia="Arial" w:hAnsi="Arial"/>

--- a/data/outputs/v2/Physics/SS3.1_Radioactivity_and_Stability_of_Isotopes/Physics_Radioactivity_and_Stability_of_Isotopes_SummaryTable.docx
+++ b/data/outputs/v2/Physics/SS3.1_Radioactivity_and_Stability_of_Isotopes/Physics_Radioactivity_and_Stability_of_Isotopes_SummaryTable.docx
@@ -1646,7 +1646,7 @@
         </w:rPr>
         <w:t xml:space="preserve">© 2026 SeaVuria and ARES. This work is licensed under a </w:t>
       </w:r>
-      <w:hyperlink w:history="1" r:id="rIdtzpuspjj--m0ysjonhhxk">
+      <w:hyperlink w:history="1" r:id="rId13hfemuyt1xfotrvucn8y">
         <w:r>
           <w:rPr>
             <w:rFonts w:ascii="Arial" w:cs="Arial" w:eastAsia="Arial" w:hAnsi="Arial"/>
@@ -1666,7 +1666,7 @@
         </w:rPr>
         <w:t xml:space="preserve"> (</w:t>
       </w:r>
-      <w:hyperlink w:history="1" r:id="rIdlhkiok4wszcftsk2tuo5o">
+      <w:hyperlink w:history="1" r:id="rIdvltqzsvvbf0ccgfzpqk9p">
         <w:r>
           <w:rPr>
             <w:rFonts w:ascii="Arial" w:cs="Arial" w:eastAsia="Arial" w:hAnsi="Arial"/>
@@ -1686,7 +1686,7 @@
         </w:rPr>
         <w:t xml:space="preserve">). To view a copy of this license, visit </w:t>
       </w:r>
-      <w:hyperlink w:history="1" r:id="rIdkml-_1x9m-nh2fjjua1q0">
+      <w:hyperlink w:history="1" r:id="rIdsz1eedus6n6c98vwk5z1l">
         <w:r>
           <w:rPr>
             <w:rFonts w:ascii="Arial" w:cs="Arial" w:eastAsia="Arial" w:hAnsi="Arial"/>

--- a/data/outputs/v2/Physics/SS3.1_Radioactivity_and_Stability_of_Isotopes/Physics_Radioactivity_and_Stability_of_Isotopes_SummaryTable.docx
+++ b/data/outputs/v2/Physics/SS3.1_Radioactivity_and_Stability_of_Isotopes/Physics_Radioactivity_and_Stability_of_Isotopes_SummaryTable.docx
@@ -1646,7 +1646,7 @@
         </w:rPr>
         <w:t xml:space="preserve">© 2026 SeaVuria and ARES. This work is licensed under a </w:t>
       </w:r>
-      <w:hyperlink w:history="1" r:id="rId13hfemuyt1xfotrvucn8y">
+      <w:hyperlink w:history="1" r:id="rIdgue0wjo3ifomnqqqf9nw-">
         <w:r>
           <w:rPr>
             <w:rFonts w:ascii="Arial" w:cs="Arial" w:eastAsia="Arial" w:hAnsi="Arial"/>
@@ -1666,7 +1666,7 @@
         </w:rPr>
         <w:t xml:space="preserve"> (</w:t>
       </w:r>
-      <w:hyperlink w:history="1" r:id="rIdvltqzsvvbf0ccgfzpqk9p">
+      <w:hyperlink w:history="1" r:id="rIdtz2q464palgttlvnypp81">
         <w:r>
           <w:rPr>
             <w:rFonts w:ascii="Arial" w:cs="Arial" w:eastAsia="Arial" w:hAnsi="Arial"/>
@@ -1686,7 +1686,7 @@
         </w:rPr>
         <w:t xml:space="preserve">). To view a copy of this license, visit </w:t>
       </w:r>
-      <w:hyperlink w:history="1" r:id="rIdsz1eedus6n6c98vwk5z1l">
+      <w:hyperlink w:history="1" r:id="rIdjqzjlnm84jfgtwhapldih">
         <w:r>
           <w:rPr>
             <w:rFonts w:ascii="Arial" w:cs="Arial" w:eastAsia="Arial" w:hAnsi="Arial"/>

--- a/data/outputs/v2/Physics/SS3.1_Radioactivity_and_Stability_of_Isotopes/Physics_Radioactivity_and_Stability_of_Isotopes_SummaryTable.docx
+++ b/data/outputs/v2/Physics/SS3.1_Radioactivity_and_Stability_of_Isotopes/Physics_Radioactivity_and_Stability_of_Isotopes_SummaryTable.docx
@@ -745,7 +745,7 @@
                 <w:sz w:val="18"/>
                 <w:szCs w:val="18"/>
               </w:rPr>
-              <w:t xml:space="preserve">Learners learned that radioactive nuclei emit three types of radiation — alpha (α: charge +2, mass ~4 amu, low penetration, high ionisation), beta (β: charge −1, mass ~0 amu, moderate penetration, moderate ionisation), and gamma (γ: charge 0, mass 0, high penetration, low ionisation). Alpha decay reduces mass number by 4 and atomic number by 2, moving the nucleus diagonally toward the belt of stability on the N vs Z plot. Beta-minus decay increases atomic number by 1 and decreases neutron number by 1, shifting the nucleus horizontally toward the belt. Gamma decay releases energy without changing nuclear composition. These decay types explain what invisible emissions are leaving the pitchblende rock and why.</w:t>
+              <w:t xml:space="preserve">Learners learned that radioactive nuclei emit three types of radiation — alpha (α: charge +2, mass ~4 amu, low penetration, high ionisation), beta (β: charge −1, mass ~0 amu, moderate penetration, moderate ionisation), and gamma (γ: charge 0, mass 0, high penetration, low ionisation). Alpha decay reduces mass number by 4 and atomic number by 2, moving the nucleus diagonally toward the belt of stability on the N vs Z plot. Beta-minus decay increases atomic number by 1 and decreases neutron number by 1, shifting the nucleus diagonally (one step down and to the right) toward the belt. Gamma decay releases energy without changing nuclear composition. These decay types explain what invisible emissions are leaving the pitchblende rock and why.</w:t>
             </w:r>
           </w:p>
         </w:tc>
@@ -1646,7 +1646,7 @@
         </w:rPr>
         <w:t xml:space="preserve">© 2026 SeaVuria and ARES. This work is licensed under a </w:t>
       </w:r>
-      <w:hyperlink w:history="1" r:id="rIdgue0wjo3ifomnqqqf9nw-">
+      <w:hyperlink w:history="1" r:id="rIdw0hzcct9m5qjl6egpzux-">
         <w:r>
           <w:rPr>
             <w:rFonts w:ascii="Arial" w:cs="Arial" w:eastAsia="Arial" w:hAnsi="Arial"/>
@@ -1666,7 +1666,7 @@
         </w:rPr>
         <w:t xml:space="preserve"> (</w:t>
       </w:r>
-      <w:hyperlink w:history="1" r:id="rIdtz2q464palgttlvnypp81">
+      <w:hyperlink w:history="1" r:id="rIdipwqlpy1afk1cuttm3pk3">
         <w:r>
           <w:rPr>
             <w:rFonts w:ascii="Arial" w:cs="Arial" w:eastAsia="Arial" w:hAnsi="Arial"/>
@@ -1686,7 +1686,7 @@
         </w:rPr>
         <w:t xml:space="preserve">). To view a copy of this license, visit </w:t>
       </w:r>
-      <w:hyperlink w:history="1" r:id="rIdjqzjlnm84jfgtwhapldih">
+      <w:hyperlink w:history="1" r:id="rIdzstx2hoe_munzxoigdi0z">
         <w:r>
           <w:rPr>
             <w:rFonts w:ascii="Arial" w:cs="Arial" w:eastAsia="Arial" w:hAnsi="Arial"/>

--- a/data/outputs/v2/Physics/SS3.1_Radioactivity_and_Stability_of_Isotopes/Physics_Radioactivity_and_Stability_of_Isotopes_SummaryTable.docx
+++ b/data/outputs/v2/Physics/SS3.1_Radioactivity_and_Stability_of_Isotopes/Physics_Radioactivity_and_Stability_of_Isotopes_SummaryTable.docx
@@ -1646,7 +1646,7 @@
         </w:rPr>
         <w:t xml:space="preserve">© 2026 SeaVuria and ARES. This work is licensed under a </w:t>
       </w:r>
-      <w:hyperlink w:history="1" r:id="rIdw0hzcct9m5qjl6egpzux-">
+      <w:hyperlink w:history="1" r:id="rIdr3fcliktecep57sa-_tn6">
         <w:r>
           <w:rPr>
             <w:rFonts w:ascii="Arial" w:cs="Arial" w:eastAsia="Arial" w:hAnsi="Arial"/>
@@ -1666,7 +1666,7 @@
         </w:rPr>
         <w:t xml:space="preserve"> (</w:t>
       </w:r>
-      <w:hyperlink w:history="1" r:id="rIdipwqlpy1afk1cuttm3pk3">
+      <w:hyperlink w:history="1" r:id="rId-ziaqjuej3r8vrf96fonb">
         <w:r>
           <w:rPr>
             <w:rFonts w:ascii="Arial" w:cs="Arial" w:eastAsia="Arial" w:hAnsi="Arial"/>
@@ -1686,7 +1686,7 @@
         </w:rPr>
         <w:t xml:space="preserve">). To view a copy of this license, visit </w:t>
       </w:r>
-      <w:hyperlink w:history="1" r:id="rIdzstx2hoe_munzxoigdi0z">
+      <w:hyperlink w:history="1" r:id="rId-pojl5phuvcl_v_xwewus">
         <w:r>
           <w:rPr>
             <w:rFonts w:ascii="Arial" w:cs="Arial" w:eastAsia="Arial" w:hAnsi="Arial"/>

--- a/data/outputs/v2/Physics/SS3.1_Radioactivity_and_Stability_of_Isotopes/Physics_Radioactivity_and_Stability_of_Isotopes_SummaryTable.docx
+++ b/data/outputs/v2/Physics/SS3.1_Radioactivity_and_Stability_of_Isotopes/Physics_Radioactivity_and_Stability_of_Isotopes_SummaryTable.docx
@@ -4,6 +4,7 @@
   <w:body>
     <w:p>
       <w:pPr>
+        <w:keepNext w:val="false"/>
         <w:spacing w:after="30" w:before="0"/>
         <w:jc w:val="center"/>
       </w:pPr>
@@ -23,6 +24,7 @@
     </w:p>
     <w:p>
       <w:pPr>
+        <w:keepNext w:val="false"/>
         <w:spacing w:after="60" w:before="0"/>
         <w:jc w:val="center"/>
       </w:pPr>
@@ -81,6 +83,7 @@
           </w:tcPr>
           <w:p>
             <w:pPr>
+              <w:keepNext w:val="false"/>
               <w:spacing w:after="40" w:before="0"/>
               <w:jc w:val="center"/>
             </w:pPr>
@@ -115,6 +118,7 @@
           </w:tcPr>
           <w:p>
             <w:pPr>
+              <w:keepNext w:val="false"/>
               <w:spacing w:after="40" w:before="0"/>
               <w:jc w:val="left"/>
             </w:pPr>
@@ -147,6 +151,7 @@
           </w:tcPr>
           <w:p>
             <w:pPr>
+              <w:keepNext w:val="false"/>
               <w:spacing w:after="40" w:before="0"/>
               <w:jc w:val="left"/>
             </w:pPr>
@@ -181,6 +186,7 @@
           </w:tcPr>
           <w:p>
             <w:pPr>
+              <w:keepNext w:val="false"/>
               <w:spacing w:after="40" w:before="0"/>
               <w:jc w:val="left"/>
             </w:pPr>
@@ -213,6 +219,7 @@
           </w:tcPr>
           <w:p>
             <w:pPr>
+              <w:keepNext w:val="false"/>
               <w:spacing w:after="40" w:before="0"/>
               <w:jc w:val="left"/>
             </w:pPr>
@@ -273,6 +280,7 @@
           </w:tcPr>
           <w:p>
             <w:pPr>
+              <w:keepNext w:val="false"/>
               <w:spacing w:after="40" w:before="0"/>
               <w:jc w:val="center"/>
             </w:pPr>
@@ -307,6 +315,7 @@
           </w:tcPr>
           <w:p>
             <w:pPr>
+              <w:keepNext w:val="false"/>
               <w:spacing w:after="40" w:before="0"/>
               <w:jc w:val="left"/>
             </w:pPr>
@@ -369,6 +378,7 @@
           </w:tcPr>
           <w:p>
             <w:pPr>
+              <w:keepNext w:val="false"/>
               <w:spacing w:after="40" w:before="0"/>
               <w:jc w:val="left"/>
             </w:pPr>
@@ -401,6 +411,7 @@
           </w:tcPr>
           <w:p>
             <w:pPr>
+              <w:keepNext w:val="false"/>
               <w:spacing w:after="40" w:before="0"/>
               <w:jc w:val="left"/>
             </w:pPr>
@@ -433,6 +444,7 @@
           </w:tcPr>
           <w:p>
             <w:pPr>
+              <w:keepNext w:val="false"/>
               <w:spacing w:after="40" w:before="0"/>
               <w:jc w:val="left"/>
             </w:pPr>
@@ -465,6 +477,7 @@
           </w:tcPr>
           <w:p>
             <w:pPr>
+              <w:keepNext w:val="false"/>
               <w:spacing w:after="40" w:before="0"/>
               <w:jc w:val="left"/>
             </w:pPr>
@@ -499,6 +512,7 @@
           </w:tcPr>
           <w:p>
             <w:pPr>
+              <w:keepNext w:val="false"/>
               <w:spacing w:after="40" w:before="0"/>
               <w:jc w:val="left"/>
             </w:pPr>
@@ -518,6 +532,7 @@
           </w:p>
           <w:p>
             <w:pPr>
+              <w:keepNext w:val="false"/>
               <w:spacing w:after="40" w:before="0"/>
               <w:jc w:val="left"/>
             </w:pPr>
@@ -550,6 +565,7 @@
           </w:tcPr>
           <w:p>
             <w:pPr>
+              <w:keepNext w:val="false"/>
               <w:spacing w:after="40" w:before="0"/>
               <w:jc w:val="left"/>
             </w:pPr>
@@ -582,6 +598,7 @@
           </w:tcPr>
           <w:p>
             <w:pPr>
+              <w:keepNext w:val="false"/>
               <w:spacing w:after="40" w:before="0"/>
               <w:jc w:val="left"/>
             </w:pPr>
@@ -614,6 +631,7 @@
           </w:tcPr>
           <w:p>
             <w:pPr>
+              <w:keepNext w:val="false"/>
               <w:spacing w:after="40" w:before="0"/>
               <w:jc w:val="left"/>
             </w:pPr>
@@ -648,6 +666,7 @@
           </w:tcPr>
           <w:p>
             <w:pPr>
+              <w:keepNext w:val="false"/>
               <w:spacing w:after="40" w:before="0"/>
               <w:jc w:val="left"/>
             </w:pPr>
@@ -667,6 +686,7 @@
           </w:p>
           <w:p>
             <w:pPr>
+              <w:keepNext w:val="false"/>
               <w:spacing w:after="40" w:before="0"/>
               <w:jc w:val="left"/>
             </w:pPr>
@@ -699,6 +719,7 @@
           </w:tcPr>
           <w:p>
             <w:pPr>
+              <w:keepNext w:val="false"/>
               <w:spacing w:after="40" w:before="0"/>
               <w:jc w:val="left"/>
             </w:pPr>
@@ -731,6 +752,7 @@
           </w:tcPr>
           <w:p>
             <w:pPr>
+              <w:keepNext w:val="false"/>
               <w:spacing w:after="40" w:before="0"/>
               <w:jc w:val="left"/>
             </w:pPr>
@@ -763,6 +785,7 @@
           </w:tcPr>
           <w:p>
             <w:pPr>
+              <w:keepNext w:val="false"/>
               <w:spacing w:after="40" w:before="0"/>
               <w:jc w:val="left"/>
             </w:pPr>
@@ -797,6 +820,7 @@
           </w:tcPr>
           <w:p>
             <w:pPr>
+              <w:keepNext w:val="false"/>
               <w:spacing w:after="40" w:before="0"/>
               <w:jc w:val="left"/>
             </w:pPr>
@@ -816,6 +840,7 @@
           </w:p>
           <w:p>
             <w:pPr>
+              <w:keepNext w:val="false"/>
               <w:spacing w:after="40" w:before="0"/>
               <w:jc w:val="left"/>
             </w:pPr>
@@ -848,6 +873,7 @@
           </w:tcPr>
           <w:p>
             <w:pPr>
+              <w:keepNext w:val="false"/>
               <w:spacing w:after="40" w:before="0"/>
               <w:jc w:val="left"/>
             </w:pPr>
@@ -880,6 +906,7 @@
           </w:tcPr>
           <w:p>
             <w:pPr>
+              <w:keepNext w:val="false"/>
               <w:spacing w:after="40" w:before="0"/>
               <w:jc w:val="left"/>
             </w:pPr>
@@ -912,6 +939,7 @@
           </w:tcPr>
           <w:p>
             <w:pPr>
+              <w:keepNext w:val="false"/>
               <w:spacing w:after="40" w:before="0"/>
               <w:jc w:val="left"/>
             </w:pPr>
@@ -946,6 +974,7 @@
           </w:tcPr>
           <w:p>
             <w:pPr>
+              <w:keepNext w:val="false"/>
               <w:spacing w:after="40" w:before="0"/>
               <w:jc w:val="left"/>
             </w:pPr>
@@ -965,6 +994,7 @@
           </w:p>
           <w:p>
             <w:pPr>
+              <w:keepNext w:val="false"/>
               <w:spacing w:after="40" w:before="0"/>
               <w:jc w:val="left"/>
             </w:pPr>
@@ -997,6 +1027,7 @@
           </w:tcPr>
           <w:p>
             <w:pPr>
+              <w:keepNext w:val="false"/>
               <w:spacing w:after="40" w:before="0"/>
               <w:jc w:val="left"/>
             </w:pPr>
@@ -1029,6 +1060,7 @@
           </w:tcPr>
           <w:p>
             <w:pPr>
+              <w:keepNext w:val="false"/>
               <w:spacing w:after="40" w:before="0"/>
               <w:jc w:val="left"/>
             </w:pPr>
@@ -1061,6 +1093,7 @@
           </w:tcPr>
           <w:p>
             <w:pPr>
+              <w:keepNext w:val="false"/>
               <w:spacing w:after="40" w:before="0"/>
               <w:jc w:val="left"/>
             </w:pPr>
@@ -1095,6 +1128,7 @@
           </w:tcPr>
           <w:p>
             <w:pPr>
+              <w:keepNext w:val="false"/>
               <w:spacing w:after="40" w:before="0"/>
               <w:jc w:val="left"/>
             </w:pPr>
@@ -1114,6 +1148,7 @@
           </w:p>
           <w:p>
             <w:pPr>
+              <w:keepNext w:val="false"/>
               <w:spacing w:after="40" w:before="0"/>
               <w:jc w:val="left"/>
             </w:pPr>
@@ -1146,6 +1181,7 @@
           </w:tcPr>
           <w:p>
             <w:pPr>
+              <w:keepNext w:val="false"/>
               <w:spacing w:after="40" w:before="0"/>
               <w:jc w:val="left"/>
             </w:pPr>
@@ -1178,6 +1214,7 @@
           </w:tcPr>
           <w:p>
             <w:pPr>
+              <w:keepNext w:val="false"/>
               <w:spacing w:after="40" w:before="0"/>
               <w:jc w:val="left"/>
             </w:pPr>
@@ -1210,6 +1247,7 @@
           </w:tcPr>
           <w:p>
             <w:pPr>
+              <w:keepNext w:val="false"/>
               <w:spacing w:after="40" w:before="0"/>
               <w:jc w:val="left"/>
             </w:pPr>
@@ -1244,6 +1282,7 @@
           </w:tcPr>
           <w:p>
             <w:pPr>
+              <w:keepNext w:val="false"/>
               <w:spacing w:after="40" w:before="0"/>
               <w:jc w:val="left"/>
             </w:pPr>
@@ -1263,6 +1302,7 @@
           </w:p>
           <w:p>
             <w:pPr>
+              <w:keepNext w:val="false"/>
               <w:spacing w:after="40" w:before="0"/>
               <w:jc w:val="left"/>
             </w:pPr>
@@ -1295,6 +1335,7 @@
           </w:tcPr>
           <w:p>
             <w:pPr>
+              <w:keepNext w:val="false"/>
               <w:spacing w:after="40" w:before="0"/>
               <w:jc w:val="left"/>
             </w:pPr>
@@ -1327,6 +1368,7 @@
           </w:tcPr>
           <w:p>
             <w:pPr>
+              <w:keepNext w:val="false"/>
               <w:spacing w:after="40" w:before="0"/>
               <w:jc w:val="left"/>
             </w:pPr>
@@ -1359,6 +1401,7 @@
           </w:tcPr>
           <w:p>
             <w:pPr>
+              <w:keepNext w:val="false"/>
               <w:spacing w:after="40" w:before="0"/>
               <w:jc w:val="left"/>
             </w:pPr>
@@ -1393,6 +1436,7 @@
           </w:tcPr>
           <w:p>
             <w:pPr>
+              <w:keepNext w:val="false"/>
               <w:spacing w:after="40" w:before="0"/>
               <w:jc w:val="left"/>
             </w:pPr>
@@ -1412,6 +1456,7 @@
           </w:p>
           <w:p>
             <w:pPr>
+              <w:keepNext w:val="false"/>
               <w:spacing w:after="40" w:before="0"/>
               <w:jc w:val="left"/>
             </w:pPr>
@@ -1444,6 +1489,7 @@
           </w:tcPr>
           <w:p>
             <w:pPr>
+              <w:keepNext w:val="false"/>
               <w:spacing w:after="40" w:before="0"/>
               <w:jc w:val="left"/>
             </w:pPr>
@@ -1476,6 +1522,7 @@
           </w:tcPr>
           <w:p>
             <w:pPr>
+              <w:keepNext w:val="false"/>
               <w:spacing w:after="40" w:before="0"/>
               <w:jc w:val="left"/>
             </w:pPr>
@@ -1508,6 +1555,7 @@
           </w:tcPr>
           <w:p>
             <w:pPr>
+              <w:keepNext w:val="false"/>
               <w:spacing w:after="40" w:before="0"/>
               <w:jc w:val="left"/>
             </w:pPr>
@@ -1646,7 +1694,7 @@
         </w:rPr>
         <w:t xml:space="preserve">© 2026 SeaVuria and ARES. This work is licensed under a </w:t>
       </w:r>
-      <w:hyperlink w:history="1" r:id="rIdr3fcliktecep57sa-_tn6">
+      <w:hyperlink w:history="1" r:id="rIdaucna30mpg_-jecmkxfpt">
         <w:r>
           <w:rPr>
             <w:rFonts w:ascii="Arial" w:cs="Arial" w:eastAsia="Arial" w:hAnsi="Arial"/>
@@ -1666,7 +1714,7 @@
         </w:rPr>
         <w:t xml:space="preserve"> (</w:t>
       </w:r>
-      <w:hyperlink w:history="1" r:id="rId-ziaqjuej3r8vrf96fonb">
+      <w:hyperlink w:history="1" r:id="rIdpaiep8xy33ie31if8gvhc">
         <w:r>
           <w:rPr>
             <w:rFonts w:ascii="Arial" w:cs="Arial" w:eastAsia="Arial" w:hAnsi="Arial"/>
@@ -1686,7 +1734,7 @@
         </w:rPr>
         <w:t xml:space="preserve">). To view a copy of this license, visit </w:t>
       </w:r>
-      <w:hyperlink w:history="1" r:id="rId-pojl5phuvcl_v_xwewus">
+      <w:hyperlink w:history="1" r:id="rIdoztnerjiuo0tos-csxjdi">
         <w:r>
           <w:rPr>
             <w:rFonts w:ascii="Arial" w:cs="Arial" w:eastAsia="Arial" w:hAnsi="Arial"/>

--- a/data/outputs/v2/Physics/SS3.1_Radioactivity_and_Stability_of_Isotopes/Physics_Radioactivity_and_Stability_of_Isotopes_SummaryTable.docx
+++ b/data/outputs/v2/Physics/SS3.1_Radioactivity_and_Stability_of_Isotopes/Physics_Radioactivity_and_Stability_of_Isotopes_SummaryTable.docx
@@ -1694,7 +1694,7 @@
         </w:rPr>
         <w:t xml:space="preserve">© 2026 SeaVuria and ARES. This work is licensed under a </w:t>
       </w:r>
-      <w:hyperlink w:history="1" r:id="rIdaucna30mpg_-jecmkxfpt">
+      <w:hyperlink w:history="1" r:id="rIdvv5axotgwyorvpsrhtkhx">
         <w:r>
           <w:rPr>
             <w:rFonts w:ascii="Arial" w:cs="Arial" w:eastAsia="Arial" w:hAnsi="Arial"/>
@@ -1714,7 +1714,7 @@
         </w:rPr>
         <w:t xml:space="preserve"> (</w:t>
       </w:r>
-      <w:hyperlink w:history="1" r:id="rIdpaiep8xy33ie31if8gvhc">
+      <w:hyperlink w:history="1" r:id="rIdupupgvt0eoxnsqj-y3n27">
         <w:r>
           <w:rPr>
             <w:rFonts w:ascii="Arial" w:cs="Arial" w:eastAsia="Arial" w:hAnsi="Arial"/>
@@ -1734,7 +1734,7 @@
         </w:rPr>
         <w:t xml:space="preserve">). To view a copy of this license, visit </w:t>
       </w:r>
-      <w:hyperlink w:history="1" r:id="rIdoztnerjiuo0tos-csxjdi">
+      <w:hyperlink w:history="1" r:id="rIdkq2svx-uqiinmqcshsdyl">
         <w:r>
           <w:rPr>
             <w:rFonts w:ascii="Arial" w:cs="Arial" w:eastAsia="Arial" w:hAnsi="Arial"/>
